--- a/example_articles/states/Iowa/1.states_Iowa_New_York_Times.docx
+++ b/example_articles/states/Iowa/1.states_Iowa_New_York_Times.docx
@@ -29,17 +29,17 @@
     </w:p>
     <w:p>
       <w:r>
-        <w:t>Source File: NYT/52.DOCX</w:t>
+        <w:t>Source file: NYT/52.DOCX</w:t>
       </w:r>
     </w:p>
     <w:p>
       <w:r>
-        <w:t>Raw locations result: ['Iowa']</w:t>
+        <w:t>Raw locations result, 'locations': ['Iowa']</w:t>
       </w:r>
     </w:p>
     <w:p>
       <w:r>
-        <w:t>states_stand_flat (Standardized): Iowa</w:t>
+        <w:t>Standardized locations result, 'states_stand_flat': Iowa</w:t>
       </w:r>
     </w:p>
     <w:p>

--- a/example_articles/states/Iowa/1.states_Iowa_New_York_Times.docx
+++ b/example_articles/states/Iowa/1.states_Iowa_New_York_Times.docx
@@ -7,9 +7,7 @@
         <w:pStyle w:val="Heading1"/>
       </w:pPr>
       <w:r>
-        <w:t>EDUCATION;</w:t>
-        <w:br/>
-        <w:t>The Right Breeds a College Press Network</w:t>
+        <w:t>G.O.P. Chief's Recent Success Is Seen as Turning Point</w:t>
       </w:r>
     </w:p>
     <w:p>
@@ -19,17 +17,17 @@
     </w:p>
     <w:p>
       <w:r>
-        <w:t>Date: 1990-10-24</w:t>
+        <w:t>Date: 1998-01-18</w:t>
       </w:r>
     </w:p>
     <w:p>
       <w:r>
-        <w:t>Section: Section A;; Section A; Page 1; Column 2; National Desk; Column 2;</w:t>
+        <w:t>Section: Section 1; ; Section 1; Page 18; Column 1; National Desk ; Column 1; ; Biography</w:t>
       </w:r>
     </w:p>
     <w:p>
       <w:r>
-        <w:t>Source file: NYT/52.DOCX</w:t>
+        <w:t>Source file: NYT/44.DOCX</w:t>
       </w:r>
     </w:p>
     <w:p>
@@ -51,85 +49,47 @@
     </w:p>
     <w:p>
       <w:r>
-        <w:t>At the University of Iowa, The Campus Review recently provoked outrage with a drawing of the cartoon character Bart Simpson holding a loaded slingshot and warning, "Back off, faggot."</w:t>
+        <w:t>After the Republican Party rejected a divisive anti-abortion resolution on Friday night, several rank-and-file party members marched up to their chairman, Jim Nicholson, and offered him something he has heard infrequently in his one-year tenure: praise.</w:t>
         <w:br/>
-        <w:t>At the University of California at Berkeley, The California Review has been campaigning against affirmative action. And at the University of Florida, The Florida Review caused protests when in a guide to professors it said the history and philosophy departments were full of Marxists.</w:t>
+        <w:t>Mr. Nicholson's successful drive to crush the proposal, which would have prohibited the party from financing any candidate who was not opposed to late-term abortion, was a turning point for a mild-mannered party leader who had struggled to emerge from the shadow of his more ebullient predecessor, Haley Barbour.</w:t>
         <w:br/>
-        <w:t>The three papers are part of a network of 60 conservative student publications that has sprung up on major college campuses across the country in the last two years, backed by money and advice from several conservative foundations. One of the biggest financial supporters is the John M. Olin Foundation of New York, whose chairman is William E. Simon, the former Treasury Secretary.</w:t>
+        <w:t>"This was my biggest challenge since I've been the chairman," said Mr. Nicholson, who savored the victory later in the evening by lighting up a cigar. "This was not easy for anybody."</w:t>
         <w:br/>
-        <w:t>Many of the papers are in the mold of The Dartmouth Review, which since its founding in 1980 has been engulfed in disputes for its perceived attacks on blacks, women, homosexuals and Jews. But some are less radical, presenting a more academic and moderate conservative viewpoint.</w:t>
+        <w:t>It was a long way from this very date one year ago, when Mr. Nicholson was unexpectedly elected chairman at the party's winter meeting in Washington. Lacking a devoted base of followers, he won by default: After six ballots, two better-known contenders, former Gov. Steve Merrill of New Hampshire and David Norcross, the national committee's chief counsel, could not muster majorities, so party members settled on Mr. Nicholson. He was a little-known party veteran and real estate developer from Colorado.</w:t>
         <w:br/>
-        <w:t>Although the circulation of the new papers tends to be small, they have provided conservative students and their supporters with a growing voice to challenge to what they see as a stifling liberal orthodoxy on college campuses.</w:t>
+        <w:t>Ever since, Mr. Nicholson, 59, has faced persistent critics who groused that he could not live up to the reputation of the colorful Mr. Barbour.</w:t>
         <w:br/>
-        <w:t>Jeffrey L. Renander, editor of The Campus Review at Iowa, said he had helped to found the paper because The Daily Iowan, the main campus paper, had discouraged conservatives from applying to work there. "They were notoriously leftist," Mr. Renander said, echoing the complaint of most students affiliated with the conservative papers. "We were shut out. You're talking about a left-wing movement on campuses with millions and millions of dollars and then this void where a conservative voice is never heard, until now."</w:t>
+        <w:t>The conventional wisdom was this: He was a tenderfoot in the ways of Washington. He lacked the stature and speaking capacity that are crucial for a party that lacks the White House as a platform. He was unable to efficiently manage the multimillion-dollar enterprise known as the Republican National Committee or to retain an experienced staff. And he was not a big draw at fund-raising events. (Beyond short-term bills, the party says that it has whittled its debt to just over $4 million, far less than the Democrats.)</w:t>
         <w:br/>
-        <w:t>Much of the void was filled with the help of the Madison Center for Educational Affairs, a conservative advocacy group based in Washington that helps finance and organize virtually all the papers. The center spends about $400,000 a year to help the papers, which form what the center calls the Collegiate Network. Although many campus papers are considered liberal, there is no known network among them financed in an organized way.</w:t>
+        <w:t>But after a Republican sweep in the handful of major off-year elections last year, and the outcome here on the resolution, party members are looking on Mr. Nicholson more favorably. For now at least, his successes have discouraged talk among some party members that Mr. Nicholson should step down when his term ends in another year -- and not stay for the Presidential campaign in 2000.</w:t>
         <w:br/>
-        <w:t>Charles Horner, executive vice president of the Madison Center, said the growth of the new papers was "the single most significant trend in undergraduate intellectual life in the country right now." There are plans to establish such papers on 15 more campuses in the near future, he said.</w:t>
+        <w:t>"Haley was a smart, articulate, aggressive, very dynamic guy," said John A. Moran, a former finance director of the Republican National Committee. "Jim is not the same personality. He's a real gentleman. He's honest. And I believe that Jim is slowly coming into his own."</w:t>
         <w:br/>
-        <w:t>"These kids have a growing sense that they are not getting their money's worth out of their college education because they feel that if they express themselves, the professors put them down as bigots or morally wrong," said Mr. Horner, who was associate director of the United States Information Agency under President Ronald Reagan. "They have found that universities are interested in diversity, but only racially, not intellectually."</w:t>
+        <w:t>Party members on both sides of the debate over the anti-abortion resolution praised Mr. Nicholson for taking a stand and allowing the matter to be taken up by the full membership. The chairman said he decided on Thursday to inject new energy on his side by asking Representative Henry J. Hyde of Illinois, the pre-eminent abortion opponent in Congress, to plead with members to defeat the resolution. Mr. Nicholson is a conservative and staunchly against abortion, but had argued that it would be unfair to narrow the definition of who is a Republican.</w:t>
         <w:br/>
-        <w:t xml:space="preserve"> </w:t>
+        <w:t>"It was an issue that had the potential to tear us apart and he brought us together," said Chris DePino, the Connecticut state chairman who opposed the resolution and did not support Mr. Nicholson's election. "I am convinced that his quiet way is the way to lead the party."</w:t>
         <w:br/>
-        <w:t>Workshops for Editors</w:t>
+        <w:t>Carolyn Meadows, a national committeewoman from Georgia who favored the abortion resolution and also did not back Mr. Nicholson a year ago, expressed similar sentiments. "His presence on TV maybe is not the best," she said. "But the fact that he let something so volatile come to the floor, that's a strength."</w:t>
         <w:br/>
-        <w:t xml:space="preserve"> In addition to the money it provides, the Madison Center holds regional workshops for student editors on how to put out a paper and sell advertisements. It distributes a monthly newsletter with suggestions for articles. It has two former student editors on its staff who serve as advisers, and it maintains a a toll-free telephone line for editors with questions.</w:t>
+        <w:t>Ralph Reed, the Republican consultant and former head of the Christian Coalition, said Mr. Nicholson's "clear and unambiguous pro-life commitment made it possible for him to act as an honest broker."</w:t>
         <w:br/>
-        <w:t>Editors at a number of the papers denied that the Madison Center exerted any control over them. Nevertheless, there are connections among the papers, the foundations and some well-known conservatives.</w:t>
+        <w:t>Others suggested that a more nimble chairman would have thwarted consideration of the controversial resolution in the first place.</w:t>
         <w:br/>
-        <w:t>The largest supporter of The Dartmouth Review, for instance, is the Olin Foundation, which has given the paper $295,000, most of it in the last three years.</w:t>
+        <w:t>"The party has some very good issues that we could talk about right now, such as tax cuts," said Tommy Hopper, who resigned as the party's political director last year. "And instead we've had a two-week-long and very public debate. You obviously would exhaust every possible avenue to avoid having a fight like this go public. But it takes really, really strong leadership to do that."</w:t>
         <w:br/>
-        <w:t>At the same time, the Olin Foundation has been the main source of financial support of the Collegiate Network, donating $90,000 to it last year through the Madison Center, which at the time was known as the Institute for Educational Affairs. The institute's vice chairman was Irving Kristol, the publisher of The National Interest, a leading neoconservative magazine, to which the Olin Foundation gave $127,000 in 1989; one of its directors was Robert H. Bork, to whom the Olin Foundation gave $167,000. In turn, the institute's honorary chairman was Mr. Simon, the head of the foundation.</w:t>
+        <w:t>Mr. Nicholson, who was an Army Ranger in Vietnam, where he earned a Bronze Star, called himself a "citizen-chairman" and argued that his lack of knowledge about Washington was a virtue. He dismissed his detractors as mostly insiders who are bitter that he did not renew lucrative consulting contracts.</w:t>
         <w:br/>
-        <w:t>The new papers are also supported by the Leadership Institute, headed by Morton Blackwell, a former Reagan aide. Mr. Blackwell said his organization's seminars had trained students now working at 30 of the 60 conservative papers.</w:t>
+        <w:t>"I don't want this to sound egotistical," Mr. Nicholson said in an interview, "but it's a big job that involves a lot of different constituencies. And so I'm not sure the criticism probably will ever totally go away because another part of the job is saying 'no' to a lot of different constituencies -- not the least of which are members of Congress, governors and members of the press."</w:t>
         <w:br/>
-        <w:t xml:space="preserve"> </w:t>
+        <w:t>His overriding objective, Mr. Nicholson said, was to have the party "be properly interpreted as the party that truly cares for working-class people in America." That perspective may result from his upbringing: He and his six siblings grew up poor in a cramped dwelling with no plumbing in tiny Struble, Iowa.</w:t>
         <w:br/>
-        <w:t>Conservative Agenda</w:t>
+        <w:t>"I know what it means to hurt out there," he said. "I know what it means to hurt for food. I know what it means to long to have your father come home sober. And to have him come home and not be sober and not have any of his money left and see the heartbreak in your mother."</w:t>
         <w:br/>
-        <w:t xml:space="preserve"> On the new papers themselves, one of the student editors' biggest complaints is affirmative action in student admissions and faculty hiring. "The question is, Is a university supposed to be a big experiment in social engineering or a place of higher education with an admissions policy based on merit?" said James Christie, editor of The California Review at Berkeley.</w:t>
+        <w:t>Mr. Nicholson said he admired Mr. Barbour, so the constant comparisons "don't get on my nerves at all." But he said, "I would rather be compared to my first year versus Haley's first year."</w:t>
         <w:br/>
-        <w:t>Another major issue for the student conservatives is opposition to the spread of ethnic and women's studies and support for a return to a more traditional curriculum, focusing on great Western books. "We don't feel a degree in women's studies and black studies is of any significance," said Bobby Baker, editor of The Florida Review.  "We feel there are lot of subjects being taught today that are just a product of the 60's and 70's that have no significance whatsoever."</w:t>
+        <w:t>For his part, Mr. Barbour said his successor's role in the abortion fight "allowed people to see that he is an active, effective chairman."</w:t>
         <w:br/>
-        <w:t>The young men and women who edit the papers cut across ethnic and class lines, with no single explanation for their conservative preference. Mr. Baker, who is from a black working-class family, has a brother-in-law who was active in the Black Panther movement in the late 1960's but who has since become a Republican. Mr. Baker himself, who served four years in the Army before going to college, says he was drawn to politics by reading the writings of Machiavelli and Richard M. Nixon.</w:t>
-        <w:br/>
-        <w:t>Some say they were influenced by the Republican era in which they grew up. Simon Vukelj, publisher of The Eli at Yale, whose grandfather was killed by Communist guerrillas in Albania in World War II, said: "I think a lot of people of my age group say that Ronald Reagan influenced them a lot. We really can't remember another President."</w:t>
-        <w:br/>
-        <w:t>The network of new papers covers a broad spectrum of schools: Harvard, Yale and Princeton in the Ivy League; Duke and William &amp; Mary in the South; Northwestern and Kenyon College in the Midwest, and Stanford and the University of Oregon on the West Coast, among others.</w:t>
-        <w:br/>
-        <w:t>It is difficult to judge the size of the papers' readership. The Campus Review at Iowa claims a circulation of 14,000, at a university with 27,000 students, with papers distributed free around campus in dormitories and dining halls. But the paper has only 300 paid subscribers, many of them alumni.</w:t>
-        <w:br/>
-        <w:t xml:space="preserve"> </w:t>
-        <w:br/>
-        <w:t>Strong Sense of Distate</w:t>
-        <w:br/>
-        <w:t xml:space="preserve"> Heather M. Fenyk, a junior who is vice president of the University of Iowa Student Association, said she had a strong sense of distaste for The Campus Review. "I think a lot of the articles that it has run are totally inappropriate, violating human standards," she said, and called its editors "not representative of the school."</w:t>
-        <w:br/>
-        <w:t>On the other hand, The Dartmouth Review, which is also distributed free to students, has achieved an influence over the public perception of Dartmouth College far out of proportion to its circulation. James O. Freedman, Dartmouth's president, said in an interview that a survey last spring showed that high school seniors accepted at Dartmouth and three other prestigious New England colleges overwhelmingly believed Dartmouth to be the most conservative, the least intellectual and the most socially oriented of the schools, an image he attributed to The Review.</w:t>
-        <w:br/>
-        <w:t>Rabbi Arthur Hertzberg, a professor of religion at Dartmouth and a former president of the American Jewish Congress, said he believed that The Dartmouth Review and some of the other papers were set up as part of an effort by neoconservatives to take over campuses by using radical newspapers, a technique first used successfully by Trotskyites in the 1930's at City College in New York.</w:t>
-        <w:br/>
-        <w:t>"They don't control the admissions committee, but by moral terror they can chase away women, blacks and Jews," Rabbi Hertzberg said.</w:t>
-        <w:br/>
-        <w:t>Several of the editors of the new papers and officials of the Madison Center scoff at such criticism. Mr. Horner said the center had originally not thought of financing student papers until the first of the papers, The Chicago Crucible at the University of Chicago, approached it in 1980, followed soon after by The Dartmouth Review. But the center cut off funds for The Dartmouth Review in 1982 after it published a column written in "black English" titled "Dis Sho Ain't No Jive, Bro'," depicting black students as illiterate.</w:t>
-        <w:br/>
-        <w:t>The new publications vary in tone. Some are somber and serious, like The Yale Political Monthly, others strident and provocative, like The Dartmouth Review.</w:t>
-        <w:br/>
-        <w:t>Mr. Baker, at the University of Florida, said: "I think we are provocative and controversial out of necessity. We are trying to make a name for ourselves, like any publication in its infancy."</w:t>
-        <w:br/>
-        <w:t>But he says his critics have been more extremist, adding that they often burn the paper's distribution boxes and phoning in death threats.</w:t>
-        <w:br/>
-        <w:t>Mr. Renander of The Campus Review at Iowa says the windows in his paper's office have been repeatedly smashed, he believes by homosexuals. He denies that the use of "faggot" in the cartoon was meant as an attack on homosexuals. "All we're doing is saying one of the primary ways people get AIDS is through this kind of thing," he said.</w:t>
-        <w:br/>
-        <w:t>He complained that gay rights groups were unfairly given university financing as a legitimate student activity, while his paper was denied funds for being "too political." "That's the intolerance of liberals," he said.</w:t>
-        <w:br/>
-        <w:br/>
-        <w:t>Graphic</w:t>
-        <w:br/>
-        <w:br/>
-        <w:t xml:space="preserve"> </w:t>
-        <w:br/>
-        <w:t>Photos: Conservative journals include Eli, at Yale; Campus Review, at Iowa, and The Claremont Independent, at the Claremont Colleges. (pg. A1); A number of conservative student newspapers around the country have recently drawn criticism for material they have published. They included papers at the University of Florida, headed by Bobby Baker, above; the University of Iowa, headed by Jeff Renander, above right, and the University of California at Berkeley, headed by Jim Christie. (Timothy O. Davis for The New York Times; Paul Jensen for The New York Times; Fred Mertz for The New York Times) (pg. B4)</w:t>
+        <w:t>Asked if, as chairman, he would have intervened early to prevent the abortion resolution from even coming up at the party's meeting, Mr. Barbour smiled broadly and said, "That's speculation I don't even want to get into."</w:t>
       </w:r>
     </w:p>
     <w:sectPr>

--- a/example_articles/states/Iowa/1.states_Iowa_New_York_Times.docx
+++ b/example_articles/states/Iowa/1.states_Iowa_New_York_Times.docx
@@ -7,7 +7,7 @@
         <w:pStyle w:val="Heading1"/>
       </w:pPr>
       <w:r>
-        <w:t>G.O.P. Chief's Recent Success Is Seen as Turning Point</w:t>
+        <w:t>They Like Joe Biden in Iowa. For Now. (Many Voters Are Still Looking.)</w:t>
       </w:r>
     </w:p>
     <w:p>
@@ -17,17 +17,17 @@
     </w:p>
     <w:p>
       <w:r>
-        <w:t>Date: 1998-01-18</w:t>
+        <w:t>Date: 2019-06-13</w:t>
       </w:r>
     </w:p>
     <w:p>
       <w:r>
-        <w:t>Section: Section 1; ; Section 1; Page 18; Column 1; National Desk ; Column 1; ; Biography</w:t>
+        <w:t>Section: US; politics</w:t>
       </w:r>
     </w:p>
     <w:p>
       <w:r>
-        <w:t>Source file: NYT/44.DOCX</w:t>
+        <w:t>Source file: NYT/23.DOCX</w:t>
       </w:r>
     </w:p>
     <w:p>
@@ -49,47 +49,93 @@
     </w:p>
     <w:p>
       <w:r>
-        <w:t>After the Republican Party rejected a divisive anti-abortion resolution on Friday night, several rank-and-file party members marched up to their chairman, Jim Nicholson, and offered him something he has heard infrequently in his one-year tenure: praise.</w:t>
+        <w:t>OTTUMWA, Iowa — They praise his experience. They are hopeful about his general election prospects. He is often their first choice for president. For now.</w:t>
         <w:br/>
-        <w:t>Mr. Nicholson's successful drive to crush the proposal, which would have prohibited the party from financing any candidate who was not opposed to late-term abortion, was a turning point for a mild-mannered party leader who had struggled to emerge from the shadow of his more ebullient predecessor, Haley Barbour.</w:t>
+        <w:t>But while Joseph R. Biden Jr. tops the early polls in Iowa, on the ground there are signs that his lead is fragile in the state that kicks off the presidential nominating contest and often sets the initial tone for the primary campaign.</w:t>
         <w:br/>
-        <w:t>"This was my biggest challenge since I've been the chairman," said Mr. Nicholson, who savored the victory later in the evening by lighting up a cigar. "This was not easy for anybody."</w:t>
+        <w:t>Interviews with Democratic Party officials across Iowa, and with nearly two dozen voters attending the former vice president's five events here this week, reveal a candidate who enjoys deep reservoirs of respect and good will.</w:t>
         <w:br/>
-        <w:t>It was a long way from this very date one year ago, when Mr. Nicholson was unexpectedly elected chairman at the party's winter meeting in Washington. Lacking a devoted base of followers, he won by default: After six ballots, two better-known contenders, former Gov. Steve Merrill of New Hampshire and David Norcross, the national committee's chief counsel, could not muster majorities, so party members settled on Mr. Nicholson. He was a little-known party veteran and real estate developer from Colorado.</w:t>
+        <w:t>But officials and voters also indicate his early lead is driven in part by name ID, nostalgia for the Obama years and strategic calculations about how to defeat President Trump, rather than primarily by enthusiasm for his campaign vision, which some struggled to define beyond calling it a return to pre-Trump normalcy and "dignity."</w:t>
         <w:br/>
-        <w:t>Ever since, Mr. Nicholson, 59, has faced persistent critics who groused that he could not live up to the reputation of the colorful Mr. Barbour.</w:t>
+        <w:t>There was also a palpable eagerness among some attendees at his events to learn more about the rest of the sprawling presidential primary field before committing to Mr. Biden.</w:t>
         <w:br/>
-        <w:t>The conventional wisdom was this: He was a tenderfoot in the ways of Washington. He lacked the stature and speaking capacity that are crucial for a party that lacks the White House as a platform. He was unable to efficiently manage the multimillion-dollar enterprise known as the Republican National Committee or to retain an experienced staff. And he was not a big draw at fund-raising events. (Beyond short-term bills, the party says that it has whittled its debt to just over $4 million, far less than the Democrats.)</w:t>
+        <w:t>[Sign up for our politics newsletter and join our conversation about the 2020 presidential race.]</w:t>
         <w:br/>
-        <w:t>But after a Republican sweep in the handful of major off-year elections last year, and the outcome here on the resolution, party members are looking on Mr. Nicholson more favorably. For now at least, his successes have discouraged talk among some party members that Mr. Nicholson should step down when his term ends in another year -- and not stay for the Presidential campaign in 2000.</w:t>
+        <w:t>"He's our comfort blanket, I know him, trust him and I feel he's the one that can beat Trump," said Nancy Urban, 50, who was standing in line at an events center in Ottumwa, in southeastern Iowa, before Mr. Biden's first campaign event on a five-event, two-day swing.</w:t>
         <w:br/>
-        <w:t>"Haley was a smart, articulate, aggressive, very dynamic guy," said John A. Moran, a former finance director of the Republican National Committee. "Jim is not the same personality. He's a real gentleman. He's honest. And I believe that Jim is slowly coming into his own."</w:t>
+        <w:t>Asked if Mr. Biden was her first choice, she let out a long sigh.</w:t>
         <w:br/>
-        <w:t>Party members on both sides of the debate over the anti-abortion resolution praised Mr. Nicholson for taking a stand and allowing the matter to be taken up by the full membership. The chairman said he decided on Thursday to inject new energy on his side by asking Representative Henry J. Hyde of Illinois, the pre-eminent abortion opponent in Congress, to plead with members to defeat the resolution. Mr. Nicholson is a conservative and staunchly against abortion, but had argued that it would be unfair to narrow the definition of who is a Republican.</w:t>
+        <w:t>"I would say first choice at the moment," she said. "But I'm still open."</w:t>
         <w:br/>
-        <w:t>"It was an issue that had the potential to tear us apart and he brought us together," said Chris DePino, the Connecticut state chairman who opposed the resolution and did not support Mr. Nicholson's election. "I am convinced that his quiet way is the way to lead the party."</w:t>
+        <w:t>It was a refrain that came up repeatedly during Mr. Biden's trip, his second to Iowa as a 2020 candidate. And it reflected the findings of a recent Des Moines Register/CNN/Mediacom Iowa survey, long considered the gold standard in Iowa polling. The survey found Mr. Biden maintaining a lead as the top choice of 24 percent of likely Iowa caucusgoers.</w:t>
         <w:br/>
-        <w:t>Carolyn Meadows, a national committeewoman from Georgia who favored the abortion resolution and also did not back Mr. Nicholson a year ago, expressed similar sentiments. "His presence on TV maybe is not the best," she said. "But the fact that he let something so volatile come to the floor, that's a strength."</w:t>
+        <w:t>But among in-person likely Democratic caucusgoers, the poll also found that 29 percent of those who listed Mr. Biden as their first choice were "extremely enthusiastic." For those who listed other candidates as their first choice, 39 percent said they were "extremely enthusiastic" about their choice.</w:t>
         <w:br/>
-        <w:t>Ralph Reed, the Republican consultant and former head of the Christian Coalition, said Mr. Nicholson's "clear and unambiguous pro-life commitment made it possible for him to act as an honest broker."</w:t>
+        <w:t>"He still claims first place," said J. Ann Selzer, president of the firm that conducted the poll. "But under the surface of that first place is kind of shaky ground."</w:t>
         <w:br/>
-        <w:t>Others suggested that a more nimble chairman would have thwarted consideration of the controversial resolution in the first place.</w:t>
+        <w:t>At Mr. Biden's events this week, which also included a stop at a rural 4-H hall, a visit to a diner and trips to two college campuses, voters lauded his experience in government and in international affairs and expressed genuine affection for him. Some currently leaning toward Mr. Biden also acknowledged that their choice is shaped in part by familiarity with his record and story at a time when other candidates are still introducing themselves.</w:t>
         <w:br/>
-        <w:t>"The party has some very good issues that we could talk about right now, such as tax cuts," said Tommy Hopper, who resigned as the party's political director last year. "And instead we've had a two-week-long and very public debate. You obviously would exhaust every possible avenue to avoid having a fight like this go public. But it takes really, really strong leadership to do that."</w:t>
+        <w:t>For voters like Don Burmeister of DeWitt, Iowa, that's a valid reason to back Mr. Biden.</w:t>
         <w:br/>
-        <w:t>Mr. Nicholson, who was an Army Ranger in Vietnam, where he earned a Bronze Star, called himself a "citizen-chairman" and argued that his lack of knowledge about Washington was a virtue. He dismissed his detractors as mostly insiders who are bitter that he did not renew lucrative consulting contracts.</w:t>
+        <w:t>"There's nobody out there any better," said Mr. Burmeister, 80. "All these young hotshots coming out of the woodwork, we know nothing about them. He's been in politics years and years, always a square shooter."</w:t>
         <w:br/>
-        <w:t>"I don't want this to sound egotistical," Mr. Nicholson said in an interview, "but it's a big job that involves a lot of different constituencies. And so I'm not sure the criticism probably will ever totally go away because another part of the job is saying 'no' to a lot of different constituencies -- not the least of which are members of Congress, governors and members of the press."</w:t>
+        <w:t>[Check out our tracker of the 2020 Democratic candidate field.]</w:t>
         <w:br/>
-        <w:t>His overriding objective, Mr. Nicholson said, was to have the party "be properly interpreted as the party that truly cares for working-class people in America." That perspective may result from his upbringing: He and his six siblings grew up poor in a cramped dwelling with no plumbing in tiny Struble, Iowa.</w:t>
+        <w:t>But his wife, Judy Burmeister, wasn't yet ready to commit. She "might vote for Joe," she said, but she supported Senator Bernie Sanders in 2016 and had high praise for Mayor Pete Buttigieg of South Bend, Ind., noting his fluency on television.</w:t>
         <w:br/>
-        <w:t>"I know what it means to hurt out there," he said. "I know what it means to hurt for food. I know what it means to long to have your father come home sober. And to have him come home and not be sober and not have any of his money left and see the heartbreak in your mother."</w:t>
+        <w:t>"Too many to choose from," she said when asked why she was undecided.</w:t>
         <w:br/>
-        <w:t>Mr. Nicholson said he admired Mr. Barbour, so the constant comparisons "don't get on my nerves at all." But he said, "I would rather be compared to my first year versus Haley's first year."</w:t>
+        <w:t>Sean Bagniewski, the Democratic chair in Polk County, Iowa, said that "anybody in the race would kill to be in the position" that Mr. Biden is in — but added that some of Mr. Biden's standing is driven by the celebrity factor that accompanies the former vice president, as well as name recognition, an advantage that could fade as other candidates become better known.</w:t>
         <w:br/>
-        <w:t>For his part, Mr. Barbour said his successor's role in the abortion fight "allowed people to see that he is an active, effective chairman."</w:t>
+        <w:t>"Whether that means they're caucusing for him," he said, of the voters who clamor for selfies and autographs from Mr. Biden, "I genuinely don't know."</w:t>
         <w:br/>
-        <w:t>Asked if, as chairman, he would have intervened early to prevent the abortion resolution from even coming up at the party's meeting, Mr. Barbour smiled broadly and said, "That's speculation I don't even want to get into."</w:t>
+        <w:t>In interviews, voters who favored Mr. Biden for now but were unwilling to commit often pointed to the sheer size of the field and their curiosity about other candidates — especially those younger than Mr. Biden, who is 76, as well as those who embrace more boldly progressive policies. (Mr. Biden's campaign faced headwinds again Thursday because of comments from 2006 in which he expressed reservations about abortion).</w:t>
+        <w:br/>
+        <w:t>"I do like Joe, he's not afraid to speak his mind, I think he represents the working class better," said Mark Hutton, 66, a retired railroad worker and union leader, after a Biden event in Clinton, Iowa.</w:t>
+        <w:br/>
+        <w:t>But he wasn't ready to back Mr. Biden, saying he is also interested in Senator Elizabeth Warren of Massachusetts, Mr. Buttigieg and Senator Kamala Harris of California.</w:t>
+        <w:br/>
+        <w:t>"I'm looking at the overall Democratic Party, I think the younger generation wants a little more representation that they'd get from Pete Buttigieg, Kamala Harris; Elizabeth is on the border," he said. He added: "I hate to say it, Generation X looks at age and thinks Joe might be too old."</w:t>
+        <w:br/>
+        <w:t>Mr. Biden has also faced criticism from local party leaders for having, until this point, a lighter footprint in the state than some of his competitors who announced for president before he did. In Iowa, he sought to laugh off some of the pushback.</w:t>
+        <w:br/>
+        <w:t>"Now having been here before in Iowa, I've often heard, 'By the way, I've only met you twice, why don't you stop by a third time?'" he said to chuckles on Wednesday in Clinton. "Mildly spoiled, but you deserve it."</w:t>
+        <w:br/>
+        <w:t>He has repeatedly played down polls showing him ahead, saying he recognizes that the race is a "marathon," and he often says that it is legitimate to question the ages of all of the candidates.</w:t>
+        <w:br/>
+        <w:t>"All I can say is, watch me," he told reporters on Tuesday, after Mr. Trump questioned his stamina and mental agility.</w:t>
+        <w:br/>
+        <w:t>Mr. Biden also brushed off a question from a reporter about voters who are interested in a newer face.</w:t>
+        <w:br/>
+        <w:t>"Vote for a new person then," he said. "Look, my job is not to be a political prognosticator. That's not what I'm in this for, that's not what I'm doing. It's like, a young woman came up to me and said, 'Why shouldn't I vote for a woman?' You should! Want to vote for a woman, vote for a woman. That's a fine thing to do, they're equally as qualified as any man."</w:t>
+        <w:br/>
+        <w:t>"The question is," he continued, "who is best prepared at this moment to handle the issues that are before us? Who is most likely to be able to beat President Trump? Because if that doesn't happen, nothing changes."</w:t>
+        <w:br/>
+        <w:t>Mr. Biden's campaign said that out of the 1,300 Iowans who attended events with Mr. Biden this week, almost 350 signed up for volunteer shifts, a rate that the campaign suggested was evidence of enthusiasm for his candidacy.</w:t>
+        <w:br/>
+        <w:t>Mr. Biden "continues to build strong support throughout the state, including eight newly announced endorsements from influential Iowa political and community leaders, with many more to come soon," said TJ Ducklo, Mr. Biden's press secretary. He said Mr. Biden would be back several times this summer.</w:t>
+        <w:br/>
+        <w:t>Mr. Biden has sought to rise above intraparty primary squabbles by keeping his focus squarely on defeating Mr. Trump, an effort to cast himself as the Democrat best positioned to win next November. Voters at his events who did say they were inclined to support Mr. Biden often pointed to his perceived ability to beat Mr. Trump.</w:t>
+        <w:br/>
+        <w:t>"We want someone who can win," said Jim DePriest, a schoolteacher in Mount Pleasant, Iowa, who said his support for Mr. Biden was "pretty solid." "His sheer experience, common goodness. He's a really good man, and right now we could use a really good man."</w:t>
+        <w:br/>
+        <w:t>But not everyone sounded convinced of his ability to win.</w:t>
+        <w:br/>
+        <w:t>"I wouldn't be here if I didn't like him," said Doris Tuller, 81, who attended an event with Mr. Biden in a stuffy room at Iowa Wesleyan University. "There's so darn many, I just don't know who's got the best chance at winning. I think Biden has the majority right now, but who knows. Plenty of time for that to change."</w:t>
+        <w:br/>
+        <w:t>PHOTO: Former Vice President Joseph R. Biden Jr. speaking with customers this week at the Tasty Café in Eldridge, Iowa. (PHOTOGRAPH BY Rachel Mummey for The New York Times FOR THE NEW YORK TIMES)</w:t>
+        <w:br/>
+        <w:t>Related Articles</w:t>
+        <w:br/>
+        <w:t>Joe Biden Said He Did Not View Abortion 'As a Choice and a Right' in 2006</w:t>
+        <w:br/>
+        <w:t>Joe Biden Denounces Hyde Amendment, Reversing His Position</w:t>
+        <w:br/>
+        <w:t>Democratic Candidates Go After Joe Biden, but Not by Name</w:t>
+        <w:br/>
+        <w:t>Trump and Biden Get Personal in Iowa Skirmish</w:t>
+        <w:br/>
+        <w:t>Biden Retains Lead in Iowa Poll, but Warren and Buttigieg Gain</w:t>
       </w:r>
     </w:p>
     <w:sectPr>

--- a/example_articles/states/Iowa/1.states_Iowa_New_York_Times.docx
+++ b/example_articles/states/Iowa/1.states_Iowa_New_York_Times.docx
@@ -7,7 +7,7 @@
         <w:pStyle w:val="Heading1"/>
       </w:pPr>
       <w:r>
-        <w:t>They Like Joe Biden in Iowa. For Now. (Many Voters Are Still Looking.)</w:t>
+        <w:t>Sanders Draws Big Crowds to His 'Revolution'</w:t>
       </w:r>
     </w:p>
     <w:p>
@@ -17,17 +17,17 @@
     </w:p>
     <w:p>
       <w:r>
-        <w:t>Date: 2019-06-13</w:t>
+        <w:t>Date: 2015-08-21</w:t>
       </w:r>
     </w:p>
     <w:p>
       <w:r>
-        <w:t>Section: US; politics</w:t>
+        <w:t>Section: Section A; Column 0; National Desk; Pg. 1</w:t>
       </w:r>
     </w:p>
     <w:p>
       <w:r>
-        <w:t>Source file: NYT/23.DOCX</w:t>
+        <w:t>Source file: NYT/33.DOCX</w:t>
       </w:r>
     </w:p>
     <w:p>
@@ -49,93 +49,90 @@
     </w:p>
     <w:p>
       <w:r>
-        <w:t>OTTUMWA, Iowa — They praise his experience. They are hopeful about his general election prospects. He is often their first choice for president. For now.</w:t>
+        <w:t>DUBUQUE, Iowa --  As 1,800 mad-as-hell supporters jumped out of their seats and pumped their fists last Sunday, Senator Bernie Sanders of Vermont delivered the message they had come to hear.</w:t>
         <w:br/>
-        <w:t>But while Joseph R. Biden Jr. tops the early polls in Iowa, on the ground there are signs that his lead is fragile in the state that kicks off the presidential nominating contest and often sets the initial tone for the primary campaign.</w:t>
+        <w:t xml:space="preserve">We will ''give these guys an offer they can't refuse,'' he shouted in the jam-packed gym, vowing to bust up the banks, bring down the billionaire class and smash the political establishment. </w:t>
         <w:br/>
-        <w:t>Interviews with Democratic Party officials across Iowa, and with nearly two dozen voters attending the former vice president's five events here this week, reveal a candidate who enjoys deep reservoirs of respect and good will.</w:t>
+        <w:t xml:space="preserve">  ''So I welcome you all,'' he said, ''to the political revolution of 2015.''</w:t>
         <w:br/>
-        <w:t>But officials and voters also indicate his early lead is driven in part by name ID, nostalgia for the Obama years and strategic calculations about how to defeat President Trump, rather than primarily by enthusiasm for his campaign vision, which some struggled to define beyond calling it a return to pre-Trump normalcy and "dignity."</w:t>
+        <w:t xml:space="preserve">  The presidential election is, of course, in 2016, but Mr. Sanders can be forgiven for living in the moment. By overtaking Hillary Rodham Clinton in New Hampshire in some polls and drawing tens of thousands of people to his events on the West Coast, as well as thousands in Iowa and Nevada, Mr. Sanders, 73, has recaptured the enthusiasm that fueled the 2008 Obama campaign, with T-shirts that say ''Feel the Bern'' and show an image of floppy white hair and glasses replacing the famous image in the Obama ''Hope'' poster by Shepard Fairey.</w:t>
         <w:br/>
-        <w:t>There was also a palpable eagerness among some attendees at his events to learn more about the rest of the sprawling presidential primary field before committing to Mr. Biden.</w:t>
+        <w:t xml:space="preserve">  Unlike that of Mr. Obama, Mr. Sanders's appeal is less about oratorical lift and finding common ground than about the opportunity his campaign gives disaffected Democrats to vent their anger at the list of national ills they believe are caused by big business and its conservative allies and have been left unaddressed by President Obama. If Mrs. Clinton's pitch to voters is that she can make the system more effective, Mr. Sanders is arguing that Mr. Obama was naïve to even bother with a system that needs to be fundamentally changed.</w:t>
         <w:br/>
-        <w:t>[Sign up for our politics newsletter and join our conversation about the 2020 presidential race.]</w:t>
+        <w:t xml:space="preserve">  It is not a new message for Mr. Sanders, who came up in radical left politics, but the response is something unfamiliar. For someone who has always had a sweepingly macro, if not entirely Marxist, critique of America, having the largest crowds of the election cheering each description of income inequality, and each proposal to eradicate it, amounts to the validation of a career spent in relative obscurity. Mr. Sanders's grumpy demeanor, his outsider status and his suspicion of all things ''feel good,'' are part of the attraction.</w:t>
         <w:br/>
-        <w:t>"He's our comfort blanket, I know him, trust him and I feel he's the one that can beat Trump," said Nancy Urban, 50, who was standing in line at an events center in Ottumwa, in southeastern Iowa, before Mr. Biden's first campaign event on a five-event, two-day swing.</w:t>
+        <w:t xml:space="preserve">  ''He's feeling the weight of 'Wow, people really need this,' '' Jane Sanders said after one of the seven appearances her husband made last weekend in Iowa. She said Mr. Sanders was ''humbled'' by the success, remained as focused on the issues as ever, and ''doesn't believe in the cult of personality.''</w:t>
         <w:br/>
-        <w:t>Asked if Mr. Biden was her first choice, she let out a long sigh.</w:t>
+        <w:t xml:space="preserve">  Yet when asked why Mr. Sanders was attracting so many people, she added: ''Because if not now, when? And if not him, who?''</w:t>
         <w:br/>
-        <w:t>"I would say first choice at the moment," she said. "But I'm still open."</w:t>
+        <w:t xml:space="preserve">  Anybody else appears to be the answer of the Democratic establishment.</w:t>
         <w:br/>
-        <w:t>It was a refrain that came up repeatedly during Mr. Biden's trip, his second to Iowa as a 2020 candidate. And it reflected the findings of a recent Des Moines Register/CNN/Mediacom Iowa survey, long considered the gold standard in Iowa polling. The survey found Mr. Biden maintaining a lead as the top choice of 24 percent of likely Iowa caucusgoers.</w:t>
+        <w:t xml:space="preserve">  Yet while the candidate's own staff sees the immense challenges before them with a professional eye, Mr. Sanders admits to no doubts. And he treats any trespassers to his circle of believers accordingly.</w:t>
         <w:br/>
-        <w:t>But among in-person likely Democratic caucusgoers, the poll also found that 29 percent of those who listed Mr. Biden as their first choice were "extremely enthusiastic." For those who listed other candidates as their first choice, 39 percent said they were "extremely enthusiastic" about their choice.</w:t>
+        <w:t xml:space="preserve">  When a gaggle of reporters -- ''corporate media'' in Sanders parlance -- mentioned Mrs. Clinton here, he snarled, ''That's the sport you guys like,'' meaning their focus on the kind of political questions he disdains. When asked to reconcile his anti-establishment status with being a ''career politician,'' Mr. Sanders, who except for two years has held political office continually since 1981, glared at the young reporter who asked the question.</w:t>
         <w:br/>
-        <w:t>"He still claims first place," said J. Ann Selzer, president of the firm that conducted the poll. "But under the surface of that first place is kind of shaky ground."</w:t>
+        <w:t xml:space="preserve">  ''Career politician?'' he said to her with a disdainful laugh. ''Other questions.''</w:t>
         <w:br/>
-        <w:t>At Mr. Biden's events this week, which also included a stop at a rural 4-H hall, a visit to a diner and trips to two college campuses, voters lauded his experience in government and in international affairs and expressed genuine affection for him. Some currently leaning toward Mr. Biden also acknowledged that their choice is shaped in part by familiarity with his record and story at a time when other candidates are still introducing themselves.</w:t>
+        <w:t xml:space="preserve">  Mr. Sanders is clearly a different sort of political animal. If the tradition is to campaign in poetry and govern in prose, Mr. Sanders does both with a long list of bullet points written on a yellow legal pad he looks at when he speaks.</w:t>
         <w:br/>
-        <w:t>For voters like Don Burmeister of DeWitt, Iowa, that's a valid reason to back Mr. Biden.</w:t>
+        <w:t xml:space="preserve">  ''We're going to practice democracy. How's that?'' he exclaimed to huge applause at the start of the Dubuque event, before launching into an hourlong speech that left no time for questions.</w:t>
         <w:br/>
-        <w:t>"There's nobody out there any better," said Mr. Burmeister, 80. "All these young hotshots coming out of the woodwork, we know nothing about them. He's been in politics years and years, always a square shooter."</w:t>
+        <w:t xml:space="preserve">  In front of crowds, Mr. Sanders dispenses with his biography as quickly as possible, introducing his wife, who waves back or shoots video on her iPhone, and mentioning that he has kids and grandkids and a father who immigrated to America from Poland with nothing. He seems to go through the motions of reaching for the emotional connection that other candidates try to seize, referring to the joy of childbirth as ''extraordinary, unbelievable, O.K.,'' before quickly shifting to the dearth of family leave time for working women.</w:t>
         <w:br/>
-        <w:t>[Check out our tracker of the 2020 Democratic candidate field.]</w:t>
+        <w:t xml:space="preserve">  But the people don't come to hear Mr. Sanders's story. They come for his analysis of what's gone wrong.</w:t>
         <w:br/>
-        <w:t>But his wife, Judy Burmeister, wasn't yet ready to commit. She "might vote for Joe," she said, but she supported Senator Bernie Sanders in 2016 and had high praise for Mayor Pete Buttigieg of South Bend, Ind., noting his fluency on television.</w:t>
+        <w:t xml:space="preserve">  Americans, Mr. Sanders says, live under an oligarchy of billionaires, the Koch brothers and Walmart owners and Wall Street chieftains who conspire to keep the workingman down. Their information is dumbed down by a news media that avoids the issues, treats campaigns like soap operas and begs him to ''beat up on Hillary Clinton.''</w:t>
         <w:br/>
-        <w:t>"Too many to choose from," she said when asked why she was undecided.</w:t>
+        <w:t xml:space="preserve">  In Iowa, where he is inching up in polls, the crowds nodded passionately as he cited the real unemployment level and bemoaned institutional racism and the ''starvation wages'' hobbling American workers already handicapped by international trade deals. There were also mentions of Republican attempts at voter suppression, which ''profoundly disgusts me,'' the increased oceanic acidity and rising temperatures that threatened the globe, as well as the pharmaceutical companies and enemies of Social Security who prey on the sick and elderly.</w:t>
         <w:br/>
-        <w:t>Sean Bagniewski, the Democratic chair in Polk County, Iowa, said that "anybody in the race would kill to be in the position" that Mr. Biden is in — but added that some of Mr. Biden's standing is driven by the celebrity factor that accompanies the former vice president, as well as name recognition, an advantage that could fade as other candidates become better known.</w:t>
+        <w:t xml:space="preserve">  ''What's wrong with that picture?'' he asked at another Iowa appearance, and then proceeded to describe what life would be like ''under a Sanders administration.''</w:t>
         <w:br/>
-        <w:t>"Whether that means they're caucusing for him," he said, of the voters who clamor for selfies and autographs from Mr. Biden, "I genuinely don't know."</w:t>
+        <w:t xml:space="preserve">  He would invest in enormous infrastructure projects that he said would create more than 10 million jobs. He would expand, not shrink, Social Security, and move the United States to a single payer health care system. Legislation that he intends to propose or already has would automatically register anyone older than 18 to vote, kick private corporations out of the prison business, make public college tuition free, guarantee sick and paid family leave and a ''couple of weeks paid vacation'' to workers.</w:t>
         <w:br/>
-        <w:t>In interviews, voters who favored Mr. Biden for now but were unwilling to commit often pointed to the sheer size of the field and their curiosity about other candidates — especially those younger than Mr. Biden, who is 76, as well as those who embrace more boldly progressive policies. (Mr. Biden's campaign faced headwinds again Thursday because of comments from 2006 in which he expressed reservations about abortion).</w:t>
+        <w:t xml:space="preserve">  He would break up the banks that are too big to fail, keep us out of any more wars and pay for much of his spending program with a tax on Wall Street trading.</w:t>
         <w:br/>
-        <w:t>"I do like Joe, he's not afraid to speak his mind, I think he represents the working class better," said Mark Hutton, 66, a retired railroad worker and union leader, after a Biden event in Clinton, Iowa.</w:t>
+        <w:t xml:space="preserve">  ''The middle class and working class bailed you out,'' he bellowed. ''Now it's your turn.''</w:t>
         <w:br/>
-        <w:t>But he wasn't ready to back Mr. Biden, saying he is also interested in Senator Elizabeth Warren of Massachusetts, Mr. Buttigieg and Senator Kamala Harris of California.</w:t>
+        <w:t xml:space="preserve">  As for the critique that none of these proposals is remotely plausible given the political realities in Washington, the Sanders campaign argues that the ''nightmare scenario'' of a Democratic president with a Republican Congress would never happen.</w:t>
         <w:br/>
-        <w:t>"I'm looking at the overall Democratic Party, I think the younger generation wants a little more representation that they'd get from Pete Buttigieg, Kamala Harris; Elizabeth is on the border," he said. He added: "I hate to say it, Generation X looks at age and thinks Joe might be too old."</w:t>
+        <w:t xml:space="preserve">  ''It is an unlikely outcome to have Bernie Sanders elected president and to keep the Congress in its current composition,'' said Jeff Weaver, his campaign manager, explaining a sort of fantasy scenario.</w:t>
         <w:br/>
-        <w:t>Mr. Biden has also faced criticism from local party leaders for having, until this point, a lighter footprint in the state than some of his competitors who announced for president before he did. In Iowa, he sought to laugh off some of the pushback.</w:t>
+        <w:t xml:space="preserve">  Or, as Mr. Sanders put it at a labor meeting in Clinton, Iowa: Without a revolution, ''Forget about it, nothing's going to happen.''</w:t>
         <w:br/>
-        <w:t>"Now having been here before in Iowa, I've often heard, 'By the way, I've only met you twice, why don't you stop by a third time?'" he said to chuckles on Wednesday in Clinton. "Mildly spoiled, but you deserve it."</w:t>
+        <w:t xml:space="preserve">  And that, he says, was the problem with Mr. Obama. While Mr. Sanders offered ''congratulations'' to Iowa for having the courage to vote for an African-American in 2008, he said ''one of his mistakes'' that Mr. Obama made after winning with a movement behind him was then saying, ''I'll take it from here.''</w:t>
         <w:br/>
-        <w:t>He has repeatedly played down polls showing him ahead, saying he recognizes that the race is a "marathon," and he often says that it is legitimate to question the ages of all of the candidates.</w:t>
+        <w:t xml:space="preserve">  ''What Obama should have known and what I know,'' Mr. Sanders said, is that wealthy vested interests were too powerful for any one person to take on.</w:t>
         <w:br/>
-        <w:t>"All I can say is, watch me," he told reporters on Tuesday, after Mr. Trump questioned his stamina and mental agility.</w:t>
+        <w:t xml:space="preserve">  It was around then that Fred Bowes, a 77-year-old Democrat, walked out of an event in Boone.</w:t>
         <w:br/>
-        <w:t>Mr. Biden also brushed off a question from a reporter about voters who are interested in a newer face.</w:t>
+        <w:t xml:space="preserve">  ''Everything he said is true,'' Mr. Bowes said. ''Implementing what he says is next to impossible.''</w:t>
         <w:br/>
-        <w:t>"Vote for a new person then," he said. "Look, my job is not to be a political prognosticator. That's not what I'm in this for, that's not what I'm doing. It's like, a young woman came up to me and said, 'Why shouldn't I vote for a woman?' You should! Want to vote for a woman, vote for a woman. That's a fine thing to do, they're equally as qualified as any man."</w:t>
+        <w:t xml:space="preserve">  That is a dissenting view among the crowds at Mr. Sanders's rallies and events, where he welcomes gushing comparisons to Franklin Delano Roosevelt. </w:t>
         <w:br/>
-        <w:t>"The question is," he continued, "who is best prepared at this moment to handle the issues that are before us? Who is most likely to be able to beat President Trump? Because if that doesn't happen, nothing changes."</w:t>
+        <w:t xml:space="preserve">  ''Bernie, Bernie, Bernie,'' the crowd of Sanders supporters chanted as the senator approached the entrance of Iowa State Fair. As Mr. Sanders made his way toward the fair's famous Soapbox Stage, Mitchell Wear, who had come from Columbus to hear Mr. Sanders speak, was able to shake his hand.</w:t>
         <w:br/>
-        <w:t>Mr. Biden's campaign said that out of the 1,300 Iowans who attended events with Mr. Biden this week, almost 350 signed up for volunteer shifts, a rate that the campaign suggested was evidence of enthusiasm for his candidacy.</w:t>
+        <w:t xml:space="preserve">  ''Oh my God, that was awesome,'' Mr. Wear said as the entourage made its way past pork chop, caprese-on-a-stick and fried cheese curd stands.</w:t>
         <w:br/>
-        <w:t>Mr. Biden "continues to build strong support throughout the state, including eight newly announced endorsements from influential Iowa political and community leaders, with many more to come soon," said TJ Ducklo, Mr. Biden's press secretary. He said Mr. Biden would be back several times this summer.</w:t>
+        <w:t xml:space="preserve">  Back in Burlington after the weekend, Mr. Sanders called his close friend Richard Sugarman, a University of Vermont professor of Jewish philosophy and self-described ''biblical socialist.''</w:t>
         <w:br/>
-        <w:t>Mr. Biden has sought to rise above intraparty primary squabbles by keeping his focus squarely on defeating Mr. Trump, an effort to cast himself as the Democrat best positioned to win next November. Voters at his events who did say they were inclined to support Mr. Biden often pointed to his perceived ability to beat Mr. Trump.</w:t>
+        <w:t xml:space="preserve">  Mr. Sugarman said he grilled the candidate on whether he had eaten a pork chop (''I didn't,'' Mr. Sanders, who is also Jewish, assured him), listened to Mr. Sanders confide that ''This celebrity stuff is strange,'' and discussed ''how far he's come.''</w:t>
         <w:br/>
-        <w:t>"We want someone who can win," said Jim DePriest, a schoolteacher in Mount Pleasant, Iowa, who said his support for Mr. Biden was "pretty solid." "His sheer experience, common goodness. He's a really good man, and right now we could use a really good man."</w:t>
+        <w:t xml:space="preserve">  ''His enthusiasm is growing'' Mr. Sugarman said, because ''people are responsive to what he is saying in a larger venue than has ever been the case before, and probably because they agree with him.''</w:t>
         <w:br/>
-        <w:t>But not everyone sounded convinced of his ability to win.</w:t>
+        <w:t xml:space="preserve">  Find out what you need to know about the 2016 presidential race today, and get politics news updates via Facebook, Twitter and the First Draft newsletter.</w:t>
         <w:br/>
-        <w:t>"I wouldn't be here if I didn't like him," said Doris Tuller, 81, who attended an event with Mr. Biden in a stuffy room at Iowa Wesleyan University. "There's so darn many, I just don't know who's got the best chance at winning. I think Biden has the majority right now, but who knows. Plenty of time for that to change."</w:t>
         <w:br/>
-        <w:t>PHOTO: Former Vice President Joseph R. Biden Jr. speaking with customers this week at the Tasty Café in Eldridge, Iowa. (PHOTOGRAPH BY Rachel Mummey for The New York Times FOR THE NEW YORK TIMES)</w:t>
+        <w:t>http://www.nytimes.com/2015/08/21/us/politics/bernie-sanders-evokes-obama-of-08-but-with-less-hope.html</w:t>
         <w:br/>
-        <w:t>Related Articles</w:t>
         <w:br/>
-        <w:t>Joe Biden Said He Did Not View Abortion 'As a Choice and a Right' in 2006</w:t>
+        <w:t>Graphic</w:t>
         <w:br/>
-        <w:t>Joe Biden Denounces Hyde Amendment, Reversing His Position</w:t>
         <w:br/>
-        <w:t>Democratic Candidates Go After Joe Biden, but Not by Name</w:t>
+        <w:t xml:space="preserve"> </w:t>
         <w:br/>
-        <w:t>Trump and Biden Get Personal in Iowa Skirmish</w:t>
+        <w:t>PHOTOS: Senator Bernie Sanders of Vermont during a sweep through Iowa on Sunday. His wife, Jane, said, ''He's feeling the weight of 'Wow, people really need this.''' A day before, a supporter wore a T-shirt that is becoming a trademark of the campaign. (PHOTOGRAPHS BY JIM YOUNG/REUTERS</w:t>
         <w:br/>
-        <w:t>Biden Retains Lead in Iowa Poll, but Warren and Buttigieg Gain</w:t>
+        <w:t xml:space="preserve"> CHARLIE NEIBERGALL/ASSOCIATED PRESS) (A19)</w:t>
       </w:r>
     </w:p>
     <w:sectPr>

--- a/example_articles/states/Iowa/1.states_Iowa_New_York_Times.docx
+++ b/example_articles/states/Iowa/1.states_Iowa_New_York_Times.docx
@@ -7,7 +7,7 @@
         <w:pStyle w:val="Heading1"/>
       </w:pPr>
       <w:r>
-        <w:t>Sanders Draws Big Crowds to His 'Revolution'</w:t>
+        <w:t>They Like Joe Biden in Iowa. For Now. (Many Voters Are Still Looking.)</w:t>
       </w:r>
     </w:p>
     <w:p>
@@ -17,17 +17,17 @@
     </w:p>
     <w:p>
       <w:r>
-        <w:t>Date: 2015-08-21</w:t>
+        <w:t>Date: 2019-06-13</w:t>
       </w:r>
     </w:p>
     <w:p>
       <w:r>
-        <w:t>Section: Section A; Column 0; National Desk; Pg. 1</w:t>
+        <w:t>Section: US; politics</w:t>
       </w:r>
     </w:p>
     <w:p>
       <w:r>
-        <w:t>Source file: NYT/33.DOCX</w:t>
+        <w:t>Source file: NYT/23.DOCX</w:t>
       </w:r>
     </w:p>
     <w:p>
@@ -49,90 +49,93 @@
     </w:p>
     <w:p>
       <w:r>
-        <w:t>DUBUQUE, Iowa --  As 1,800 mad-as-hell supporters jumped out of their seats and pumped their fists last Sunday, Senator Bernie Sanders of Vermont delivered the message they had come to hear.</w:t>
+        <w:t>OTTUMWA, Iowa — They praise his experience. They are hopeful about his general election prospects. He is often their first choice for president. For now.</w:t>
         <w:br/>
-        <w:t xml:space="preserve">We will ''give these guys an offer they can't refuse,'' he shouted in the jam-packed gym, vowing to bust up the banks, bring down the billionaire class and smash the political establishment. </w:t>
+        <w:t>But while Joseph R. Biden Jr. tops the early polls in Iowa, on the ground there are signs that his lead is fragile in the state that kicks off the presidential nominating contest and often sets the initial tone for the primary campaign.</w:t>
         <w:br/>
-        <w:t xml:space="preserve">  ''So I welcome you all,'' he said, ''to the political revolution of 2015.''</w:t>
+        <w:t>Interviews with Democratic Party officials across Iowa, and with nearly two dozen voters attending the former vice president's five events here this week, reveal a candidate who enjoys deep reservoirs of respect and good will.</w:t>
         <w:br/>
-        <w:t xml:space="preserve">  The presidential election is, of course, in 2016, but Mr. Sanders can be forgiven for living in the moment. By overtaking Hillary Rodham Clinton in New Hampshire in some polls and drawing tens of thousands of people to his events on the West Coast, as well as thousands in Iowa and Nevada, Mr. Sanders, 73, has recaptured the enthusiasm that fueled the 2008 Obama campaign, with T-shirts that say ''Feel the Bern'' and show an image of floppy white hair and glasses replacing the famous image in the Obama ''Hope'' poster by Shepard Fairey.</w:t>
+        <w:t>But officials and voters also indicate his early lead is driven in part by name ID, nostalgia for the Obama years and strategic calculations about how to defeat President Trump, rather than primarily by enthusiasm for his campaign vision, which some struggled to define beyond calling it a return to pre-Trump normalcy and "dignity."</w:t>
         <w:br/>
-        <w:t xml:space="preserve">  Unlike that of Mr. Obama, Mr. Sanders's appeal is less about oratorical lift and finding common ground than about the opportunity his campaign gives disaffected Democrats to vent their anger at the list of national ills they believe are caused by big business and its conservative allies and have been left unaddressed by President Obama. If Mrs. Clinton's pitch to voters is that she can make the system more effective, Mr. Sanders is arguing that Mr. Obama was naïve to even bother with a system that needs to be fundamentally changed.</w:t>
+        <w:t>There was also a palpable eagerness among some attendees at his events to learn more about the rest of the sprawling presidential primary field before committing to Mr. Biden.</w:t>
         <w:br/>
-        <w:t xml:space="preserve">  It is not a new message for Mr. Sanders, who came up in radical left politics, but the response is something unfamiliar. For someone who has always had a sweepingly macro, if not entirely Marxist, critique of America, having the largest crowds of the election cheering each description of income inequality, and each proposal to eradicate it, amounts to the validation of a career spent in relative obscurity. Mr. Sanders's grumpy demeanor, his outsider status and his suspicion of all things ''feel good,'' are part of the attraction.</w:t>
+        <w:t>[Sign up for our politics newsletter and join our conversation about the 2020 presidential race.]</w:t>
         <w:br/>
-        <w:t xml:space="preserve">  ''He's feeling the weight of 'Wow, people really need this,' '' Jane Sanders said after one of the seven appearances her husband made last weekend in Iowa. She said Mr. Sanders was ''humbled'' by the success, remained as focused on the issues as ever, and ''doesn't believe in the cult of personality.''</w:t>
+        <w:t>"He's our comfort blanket, I know him, trust him and I feel he's the one that can beat Trump," said Nancy Urban, 50, who was standing in line at an events center in Ottumwa, in southeastern Iowa, before Mr. Biden's first campaign event on a five-event, two-day swing.</w:t>
         <w:br/>
-        <w:t xml:space="preserve">  Yet when asked why Mr. Sanders was attracting so many people, she added: ''Because if not now, when? And if not him, who?''</w:t>
+        <w:t>Asked if Mr. Biden was her first choice, she let out a long sigh.</w:t>
         <w:br/>
-        <w:t xml:space="preserve">  Anybody else appears to be the answer of the Democratic establishment.</w:t>
+        <w:t>"I would say first choice at the moment," she said. "But I'm still open."</w:t>
         <w:br/>
-        <w:t xml:space="preserve">  Yet while the candidate's own staff sees the immense challenges before them with a professional eye, Mr. Sanders admits to no doubts. And he treats any trespassers to his circle of believers accordingly.</w:t>
+        <w:t>It was a refrain that came up repeatedly during Mr. Biden's trip, his second to Iowa as a 2020 candidate. And it reflected the findings of a recent Des Moines Register/CNN/Mediacom Iowa survey, long considered the gold standard in Iowa polling. The survey found Mr. Biden maintaining a lead as the top choice of 24 percent of likely Iowa caucusgoers.</w:t>
         <w:br/>
-        <w:t xml:space="preserve">  When a gaggle of reporters -- ''corporate media'' in Sanders parlance -- mentioned Mrs. Clinton here, he snarled, ''That's the sport you guys like,'' meaning their focus on the kind of political questions he disdains. When asked to reconcile his anti-establishment status with being a ''career politician,'' Mr. Sanders, who except for two years has held political office continually since 1981, glared at the young reporter who asked the question.</w:t>
+        <w:t>But among in-person likely Democratic caucusgoers, the poll also found that 29 percent of those who listed Mr. Biden as their first choice were "extremely enthusiastic." For those who listed other candidates as their first choice, 39 percent said they were "extremely enthusiastic" about their choice.</w:t>
         <w:br/>
-        <w:t xml:space="preserve">  ''Career politician?'' he said to her with a disdainful laugh. ''Other questions.''</w:t>
+        <w:t>"He still claims first place," said J. Ann Selzer, president of the firm that conducted the poll. "But under the surface of that first place is kind of shaky ground."</w:t>
         <w:br/>
-        <w:t xml:space="preserve">  Mr. Sanders is clearly a different sort of political animal. If the tradition is to campaign in poetry and govern in prose, Mr. Sanders does both with a long list of bullet points written on a yellow legal pad he looks at when he speaks.</w:t>
+        <w:t>At Mr. Biden's events this week, which also included a stop at a rural 4-H hall, a visit to a diner and trips to two college campuses, voters lauded his experience in government and in international affairs and expressed genuine affection for him. Some currently leaning toward Mr. Biden also acknowledged that their choice is shaped in part by familiarity with his record and story at a time when other candidates are still introducing themselves.</w:t>
         <w:br/>
-        <w:t xml:space="preserve">  ''We're going to practice democracy. How's that?'' he exclaimed to huge applause at the start of the Dubuque event, before launching into an hourlong speech that left no time for questions.</w:t>
+        <w:t>For voters like Don Burmeister of DeWitt, Iowa, that's a valid reason to back Mr. Biden.</w:t>
         <w:br/>
-        <w:t xml:space="preserve">  In front of crowds, Mr. Sanders dispenses with his biography as quickly as possible, introducing his wife, who waves back or shoots video on her iPhone, and mentioning that he has kids and grandkids and a father who immigrated to America from Poland with nothing. He seems to go through the motions of reaching for the emotional connection that other candidates try to seize, referring to the joy of childbirth as ''extraordinary, unbelievable, O.K.,'' before quickly shifting to the dearth of family leave time for working women.</w:t>
+        <w:t>"There's nobody out there any better," said Mr. Burmeister, 80. "All these young hotshots coming out of the woodwork, we know nothing about them. He's been in politics years and years, always a square shooter."</w:t>
         <w:br/>
-        <w:t xml:space="preserve">  But the people don't come to hear Mr. Sanders's story. They come for his analysis of what's gone wrong.</w:t>
+        <w:t>[Check out our tracker of the 2020 Democratic candidate field.]</w:t>
         <w:br/>
-        <w:t xml:space="preserve">  Americans, Mr. Sanders says, live under an oligarchy of billionaires, the Koch brothers and Walmart owners and Wall Street chieftains who conspire to keep the workingman down. Their information is dumbed down by a news media that avoids the issues, treats campaigns like soap operas and begs him to ''beat up on Hillary Clinton.''</w:t>
+        <w:t>But his wife, Judy Burmeister, wasn't yet ready to commit. She "might vote for Joe," she said, but she supported Senator Bernie Sanders in 2016 and had high praise for Mayor Pete Buttigieg of South Bend, Ind., noting his fluency on television.</w:t>
         <w:br/>
-        <w:t xml:space="preserve">  In Iowa, where he is inching up in polls, the crowds nodded passionately as he cited the real unemployment level and bemoaned institutional racism and the ''starvation wages'' hobbling American workers already handicapped by international trade deals. There were also mentions of Republican attempts at voter suppression, which ''profoundly disgusts me,'' the increased oceanic acidity and rising temperatures that threatened the globe, as well as the pharmaceutical companies and enemies of Social Security who prey on the sick and elderly.</w:t>
+        <w:t>"Too many to choose from," she said when asked why she was undecided.</w:t>
         <w:br/>
-        <w:t xml:space="preserve">  ''What's wrong with that picture?'' he asked at another Iowa appearance, and then proceeded to describe what life would be like ''under a Sanders administration.''</w:t>
+        <w:t>Sean Bagniewski, the Democratic chair in Polk County, Iowa, said that "anybody in the race would kill to be in the position" that Mr. Biden is in — but added that some of Mr. Biden's standing is driven by the celebrity factor that accompanies the former vice president, as well as name recognition, an advantage that could fade as other candidates become better known.</w:t>
         <w:br/>
-        <w:t xml:space="preserve">  He would invest in enormous infrastructure projects that he said would create more than 10 million jobs. He would expand, not shrink, Social Security, and move the United States to a single payer health care system. Legislation that he intends to propose or already has would automatically register anyone older than 18 to vote, kick private corporations out of the prison business, make public college tuition free, guarantee sick and paid family leave and a ''couple of weeks paid vacation'' to workers.</w:t>
+        <w:t>"Whether that means they're caucusing for him," he said, of the voters who clamor for selfies and autographs from Mr. Biden, "I genuinely don't know."</w:t>
         <w:br/>
-        <w:t xml:space="preserve">  He would break up the banks that are too big to fail, keep us out of any more wars and pay for much of his spending program with a tax on Wall Street trading.</w:t>
+        <w:t>In interviews, voters who favored Mr. Biden for now but were unwilling to commit often pointed to the sheer size of the field and their curiosity about other candidates — especially those younger than Mr. Biden, who is 76, as well as those who embrace more boldly progressive policies. (Mr. Biden's campaign faced headwinds again Thursday because of comments from 2006 in which he expressed reservations about abortion).</w:t>
         <w:br/>
-        <w:t xml:space="preserve">  ''The middle class and working class bailed you out,'' he bellowed. ''Now it's your turn.''</w:t>
+        <w:t>"I do like Joe, he's not afraid to speak his mind, I think he represents the working class better," said Mark Hutton, 66, a retired railroad worker and union leader, after a Biden event in Clinton, Iowa.</w:t>
         <w:br/>
-        <w:t xml:space="preserve">  As for the critique that none of these proposals is remotely plausible given the political realities in Washington, the Sanders campaign argues that the ''nightmare scenario'' of a Democratic president with a Republican Congress would never happen.</w:t>
+        <w:t>But he wasn't ready to back Mr. Biden, saying he is also interested in Senator Elizabeth Warren of Massachusetts, Mr. Buttigieg and Senator Kamala Harris of California.</w:t>
         <w:br/>
-        <w:t xml:space="preserve">  ''It is an unlikely outcome to have Bernie Sanders elected president and to keep the Congress in its current composition,'' said Jeff Weaver, his campaign manager, explaining a sort of fantasy scenario.</w:t>
+        <w:t>"I'm looking at the overall Democratic Party, I think the younger generation wants a little more representation that they'd get from Pete Buttigieg, Kamala Harris; Elizabeth is on the border," he said. He added: "I hate to say it, Generation X looks at age and thinks Joe might be too old."</w:t>
         <w:br/>
-        <w:t xml:space="preserve">  Or, as Mr. Sanders put it at a labor meeting in Clinton, Iowa: Without a revolution, ''Forget about it, nothing's going to happen.''</w:t>
+        <w:t>Mr. Biden has also faced criticism from local party leaders for having, until this point, a lighter footprint in the state than some of his competitors who announced for president before he did. In Iowa, he sought to laugh off some of the pushback.</w:t>
         <w:br/>
-        <w:t xml:space="preserve">  And that, he says, was the problem with Mr. Obama. While Mr. Sanders offered ''congratulations'' to Iowa for having the courage to vote for an African-American in 2008, he said ''one of his mistakes'' that Mr. Obama made after winning with a movement behind him was then saying, ''I'll take it from here.''</w:t>
+        <w:t>"Now having been here before in Iowa, I've often heard, 'By the way, I've only met you twice, why don't you stop by a third time?'" he said to chuckles on Wednesday in Clinton. "Mildly spoiled, but you deserve it."</w:t>
         <w:br/>
-        <w:t xml:space="preserve">  ''What Obama should have known and what I know,'' Mr. Sanders said, is that wealthy vested interests were too powerful for any one person to take on.</w:t>
+        <w:t>He has repeatedly played down polls showing him ahead, saying he recognizes that the race is a "marathon," and he often says that it is legitimate to question the ages of all of the candidates.</w:t>
         <w:br/>
-        <w:t xml:space="preserve">  It was around then that Fred Bowes, a 77-year-old Democrat, walked out of an event in Boone.</w:t>
+        <w:t>"All I can say is, watch me," he told reporters on Tuesday, after Mr. Trump questioned his stamina and mental agility.</w:t>
         <w:br/>
-        <w:t xml:space="preserve">  ''Everything he said is true,'' Mr. Bowes said. ''Implementing what he says is next to impossible.''</w:t>
+        <w:t>Mr. Biden also brushed off a question from a reporter about voters who are interested in a newer face.</w:t>
         <w:br/>
-        <w:t xml:space="preserve">  That is a dissenting view among the crowds at Mr. Sanders's rallies and events, where he welcomes gushing comparisons to Franklin Delano Roosevelt. </w:t>
+        <w:t>"Vote for a new person then," he said. "Look, my job is not to be a political prognosticator. That's not what I'm in this for, that's not what I'm doing. It's like, a young woman came up to me and said, 'Why shouldn't I vote for a woman?' You should! Want to vote for a woman, vote for a woman. That's a fine thing to do, they're equally as qualified as any man."</w:t>
         <w:br/>
-        <w:t xml:space="preserve">  ''Bernie, Bernie, Bernie,'' the crowd of Sanders supporters chanted as the senator approached the entrance of Iowa State Fair. As Mr. Sanders made his way toward the fair's famous Soapbox Stage, Mitchell Wear, who had come from Columbus to hear Mr. Sanders speak, was able to shake his hand.</w:t>
+        <w:t>"The question is," he continued, "who is best prepared at this moment to handle the issues that are before us? Who is most likely to be able to beat President Trump? Because if that doesn't happen, nothing changes."</w:t>
         <w:br/>
-        <w:t xml:space="preserve">  ''Oh my God, that was awesome,'' Mr. Wear said as the entourage made its way past pork chop, caprese-on-a-stick and fried cheese curd stands.</w:t>
+        <w:t>Mr. Biden's campaign said that out of the 1,300 Iowans who attended events with Mr. Biden this week, almost 350 signed up for volunteer shifts, a rate that the campaign suggested was evidence of enthusiasm for his candidacy.</w:t>
         <w:br/>
-        <w:t xml:space="preserve">  Back in Burlington after the weekend, Mr. Sanders called his close friend Richard Sugarman, a University of Vermont professor of Jewish philosophy and self-described ''biblical socialist.''</w:t>
+        <w:t>Mr. Biden "continues to build strong support throughout the state, including eight newly announced endorsements from influential Iowa political and community leaders, with many more to come soon," said TJ Ducklo, Mr. Biden's press secretary. He said Mr. Biden would be back several times this summer.</w:t>
         <w:br/>
-        <w:t xml:space="preserve">  Mr. Sugarman said he grilled the candidate on whether he had eaten a pork chop (''I didn't,'' Mr. Sanders, who is also Jewish, assured him), listened to Mr. Sanders confide that ''This celebrity stuff is strange,'' and discussed ''how far he's come.''</w:t>
+        <w:t>Mr. Biden has sought to rise above intraparty primary squabbles by keeping his focus squarely on defeating Mr. Trump, an effort to cast himself as the Democrat best positioned to win next November. Voters at his events who did say they were inclined to support Mr. Biden often pointed to his perceived ability to beat Mr. Trump.</w:t>
         <w:br/>
-        <w:t xml:space="preserve">  ''His enthusiasm is growing'' Mr. Sugarman said, because ''people are responsive to what he is saying in a larger venue than has ever been the case before, and probably because they agree with him.''</w:t>
+        <w:t>"We want someone who can win," said Jim DePriest, a schoolteacher in Mount Pleasant, Iowa, who said his support for Mr. Biden was "pretty solid." "His sheer experience, common goodness. He's a really good man, and right now we could use a really good man."</w:t>
         <w:br/>
-        <w:t xml:space="preserve">  Find out what you need to know about the 2016 presidential race today, and get politics news updates via Facebook, Twitter and the First Draft newsletter.</w:t>
+        <w:t>But not everyone sounded convinced of his ability to win.</w:t>
         <w:br/>
+        <w:t>"I wouldn't be here if I didn't like him," said Doris Tuller, 81, who attended an event with Mr. Biden in a stuffy room at Iowa Wesleyan University. "There's so darn many, I just don't know who's got the best chance at winning. I think Biden has the majority right now, but who knows. Plenty of time for that to change."</w:t>
         <w:br/>
-        <w:t>http://www.nytimes.com/2015/08/21/us/politics/bernie-sanders-evokes-obama-of-08-but-with-less-hope.html</w:t>
+        <w:t>PHOTO: Former Vice President Joseph R. Biden Jr. speaking with customers this week at the Tasty Café in Eldridge, Iowa. (PHOTOGRAPH BY Rachel Mummey for The New York Times FOR THE NEW YORK TIMES)</w:t>
         <w:br/>
+        <w:t>Related Articles</w:t>
         <w:br/>
-        <w:t>Graphic</w:t>
+        <w:t>Joe Biden Said He Did Not View Abortion 'As a Choice and a Right' in 2006</w:t>
         <w:br/>
+        <w:t>Joe Biden Denounces Hyde Amendment, Reversing His Position</w:t>
         <w:br/>
-        <w:t xml:space="preserve"> </w:t>
+        <w:t>Democratic Candidates Go After Joe Biden, but Not by Name</w:t>
         <w:br/>
-        <w:t>PHOTOS: Senator Bernie Sanders of Vermont during a sweep through Iowa on Sunday. His wife, Jane, said, ''He's feeling the weight of 'Wow, people really need this.''' A day before, a supporter wore a T-shirt that is becoming a trademark of the campaign. (PHOTOGRAPHS BY JIM YOUNG/REUTERS</w:t>
+        <w:t>Trump and Biden Get Personal in Iowa Skirmish</w:t>
         <w:br/>
-        <w:t xml:space="preserve"> CHARLIE NEIBERGALL/ASSOCIATED PRESS) (A19)</w:t>
+        <w:t>Biden Retains Lead in Iowa Poll, but Warren and Buttigieg Gain</w:t>
       </w:r>
     </w:p>
     <w:sectPr>
